--- a/AOG SITE/legal-updated/AoG_DPA_Template_CORRECTED.docx
+++ b/AOG SITE/legal-updated/AoG_DPA_Template_CORRECTED.docx
@@ -151,7 +151,7 @@
           <w:b/>
           <w:bCs/>
         </w:rPr>
-        <w:t xml:space="preserve">[Name], whytheschooloflife@gmail.com</w:t>
+        <w:t>[Name], Theopus77@yahoo.com</w:t>
       </w:r>
       <w:r>
         <w:t xml:space="preserve">.</w:t>

--- a/AOG SITE/legal-updated/AoG_DPA_Template_CORRECTED.docx
+++ b/AOG SITE/legal-updated/AoG_DPA_Template_CORRECTED.docx
@@ -1182,7 +1182,7 @@
                 <w:sz w:val="20"/>
                 <w:szCs w:val="20"/>
               </w:rPr>
-              <w:t xml:space="preserve">De-identified by design</w:t>
+              <w:t xml:space="preserve">Pseudonymous (educator-keyed)</w:t>
             </w:r>
           </w:p>
         </w:tc>
@@ -1460,7 +1460,7 @@
         <w:spacing w:after="120"/>
       </w:pPr>
       <w:r>
-        <w:t xml:space="preserve">• The application does not request student names; the design intent is de-identified use keyed to educator-assigned codes.</w:t>
+        <w:t xml:space="preserve">• The application does not request student names; the design intent is pseudonymous use keyed to educator-assigned codes.</w:t>
       </w:r>
     </w:p>
     <w:p>
